--- a/new SRA report template.docx
+++ b/new SRA report template.docx
@@ -327,6 +327,7 @@
           <w:lang w:val="en-GB"/>
         </w:rPr>
       </w:pPr>
+      <w:proofErr w:type="spellStart"/>
       <w:r>
         <w:rPr>
           <w:b/>
@@ -335,7 +336,18 @@
           <w:szCs w:val="40"/>
           <w:lang w:val="en-GB"/>
         </w:rPr>
-        <w:t>SunnyVision L</w:t>
+        <w:t>SunnyVision</w:t>
+      </w:r>
+      <w:proofErr w:type="spellEnd"/>
+      <w:r>
+        <w:rPr>
+          <w:b/>
+          <w:color w:val="000000" w:themeColor="text1"/>
+          <w:sz w:val="40"/>
+          <w:szCs w:val="40"/>
+          <w:lang w:val="en-GB"/>
+        </w:rPr>
+        <w:t xml:space="preserve"> L</w:t>
       </w:r>
       <w:r>
         <w:rPr>
@@ -937,7 +949,7 @@
             <w:tcBorders>
               <w:top w:val="single" w:sz="12" w:space="0" w:color="000000"/>
               <w:left w:val="single" w:sz="12" w:space="0" w:color="000000"/>
-              <w:bottom w:val="nil"/>
+              <w:bottom w:val="single" w:sz="4" w:space="0" w:color="auto"/>
               <w:right w:val="single" w:sz="12" w:space="0" w:color="000000"/>
             </w:tcBorders>
           </w:tcPr>
@@ -988,7 +1000,7 @@
           <w:tcPr>
             <w:tcW w:w="1980" w:type="dxa"/>
             <w:tcBorders>
-              <w:top w:val="single" w:sz="6" w:space="0" w:color="000000"/>
+              <w:top w:val="single" w:sz="4" w:space="0" w:color="auto"/>
               <w:left w:val="single" w:sz="12" w:space="0" w:color="000000"/>
               <w:bottom w:val="single" w:sz="6" w:space="0" w:color="000000"/>
             </w:tcBorders>
@@ -1007,7 +1019,7 @@
           <w:tcPr>
             <w:tcW w:w="2520" w:type="dxa"/>
             <w:tcBorders>
-              <w:top w:val="single" w:sz="6" w:space="0" w:color="000000"/>
+              <w:top w:val="single" w:sz="4" w:space="0" w:color="auto"/>
               <w:bottom w:val="single" w:sz="6" w:space="0" w:color="000000"/>
             </w:tcBorders>
           </w:tcPr>
@@ -1026,7 +1038,7 @@
           <w:tcPr>
             <w:tcW w:w="2790" w:type="dxa"/>
             <w:tcBorders>
-              <w:top w:val="single" w:sz="6" w:space="0" w:color="000000"/>
+              <w:top w:val="single" w:sz="4" w:space="0" w:color="auto"/>
               <w:bottom w:val="single" w:sz="6" w:space="0" w:color="000000"/>
             </w:tcBorders>
           </w:tcPr>
@@ -1045,7 +1057,7 @@
           <w:tcPr>
             <w:tcW w:w="2340" w:type="dxa"/>
             <w:tcBorders>
-              <w:top w:val="single" w:sz="6" w:space="0" w:color="000000"/>
+              <w:top w:val="single" w:sz="4" w:space="0" w:color="auto"/>
               <w:bottom w:val="single" w:sz="6" w:space="0" w:color="000000"/>
               <w:right w:val="single" w:sz="12" w:space="0" w:color="000000"/>
             </w:tcBorders>
@@ -1841,9 +1853,9 @@
           <w:lang w:val="en-GB"/>
         </w:rPr>
       </w:pPr>
-      <w:bookmarkStart w:id="0" w:name="_Toc62070072"/>
+      <w:bookmarkStart w:id="0" w:name="_Ref57009168"/>
       <w:bookmarkStart w:id="1" w:name="_Ref57009390"/>
-      <w:bookmarkStart w:id="2" w:name="_Ref57009168"/>
+      <w:bookmarkStart w:id="2" w:name="_Toc62070072"/>
     </w:p>
     <w:p>
       <w:pPr>
@@ -4509,6 +4521,7 @@
         </w:rPr>
         <w:t>*</w:t>
       </w:r>
+      <w:proofErr w:type="spellStart"/>
       <w:r>
         <w:rPr>
           <w:color w:val="000000"/>
@@ -4521,15 +4534,24 @@
           <w:color w:val="000000"/>
           <w:lang w:val="en-GB"/>
         </w:rPr>
-        <w:t>tee name</w:t>
-      </w:r>
+        <w:t>tee</w:t>
+      </w:r>
+      <w:proofErr w:type="spellEnd"/>
       <w:r>
         <w:rPr>
           <w:color w:val="000000"/>
           <w:lang w:val="en-GB"/>
         </w:rPr>
+        <w:t xml:space="preserve"> name</w:t>
+      </w:r>
+      <w:r>
+        <w:rPr>
+          <w:color w:val="000000"/>
+          <w:lang w:val="en-GB"/>
+        </w:rPr>
         <w:t xml:space="preserve"> (</w:t>
       </w:r>
+      <w:proofErr w:type="spellStart"/>
       <w:r>
         <w:rPr>
           <w:color w:val="000000"/>
@@ -4542,7 +4564,15 @@
           <w:color w:val="000000"/>
           <w:lang w:val="en-GB"/>
         </w:rPr>
-        <w:t>tee abbreviation)</w:t>
+        <w:t>tee</w:t>
+      </w:r>
+      <w:proofErr w:type="spellEnd"/>
+      <w:r>
+        <w:rPr>
+          <w:color w:val="000000"/>
+          <w:lang w:val="en-GB"/>
+        </w:rPr>
+        <w:t xml:space="preserve"> abbreviation)</w:t>
       </w:r>
       <w:r>
         <w:rPr>
@@ -7508,7 +7538,21 @@
           <w:color w:val="000000"/>
           <w:lang w:val="en-GB"/>
         </w:rPr>
-        <w:t>*company name*</w:t>
+        <w:t xml:space="preserve">*company </w:t>
+      </w:r>
+      <w:r>
+        <w:rPr>
+          <w:color w:val="000000"/>
+          <w:lang w:val="en-GB"/>
+        </w:rPr>
+        <w:t>abbreviation</w:t>
+      </w:r>
+      <w:r>
+        <w:rPr>
+          <w:color w:val="000000"/>
+          <w:lang w:val="en-GB"/>
+        </w:rPr>
+        <w:t>*</w:t>
       </w:r>
       <w:r>
         <w:rPr>
@@ -7572,7 +7616,19 @@
         <w:rPr>
           <w:lang w:val="en-HK"/>
         </w:rPr>
-        <w:t xml:space="preserve"> name*</w:t>
+        <w:t xml:space="preserve"> </w:t>
+      </w:r>
+      <w:r>
+        <w:rPr>
+          <w:lang w:val="en-HK"/>
+        </w:rPr>
+        <w:t>abbreviation</w:t>
+      </w:r>
+      <w:r>
+        <w:rPr>
+          <w:lang w:val="en-HK"/>
+        </w:rPr>
+        <w:t>*</w:t>
       </w:r>
       <w:r>
         <w:rPr>
@@ -8150,7 +8206,23 @@
           <w:color w:val="000000"/>
           <w:lang w:val="en-GB"/>
         </w:rPr>
-        <w:t xml:space="preserve"> *testee abbreviation*</w:t>
+        <w:t xml:space="preserve"> *</w:t>
+      </w:r>
+      <w:proofErr w:type="spellStart"/>
+      <w:r>
+        <w:rPr>
+          <w:color w:val="000000"/>
+          <w:lang w:val="en-GB"/>
+        </w:rPr>
+        <w:t>testee</w:t>
+      </w:r>
+      <w:proofErr w:type="spellEnd"/>
+      <w:r>
+        <w:rPr>
+          <w:color w:val="000000"/>
+          <w:lang w:val="en-GB"/>
+        </w:rPr>
+        <w:t xml:space="preserve"> abbreviation*</w:t>
       </w:r>
       <w:r>
         <w:rPr>
@@ -8607,7 +8679,23 @@
           <w:color w:val="000000"/>
           <w:lang w:val="en-GB"/>
         </w:rPr>
-        <w:t xml:space="preserve"> *testee abbreviation*</w:t>
+        <w:t xml:space="preserve"> *</w:t>
+      </w:r>
+      <w:proofErr w:type="spellStart"/>
+      <w:r>
+        <w:rPr>
+          <w:color w:val="000000"/>
+          <w:lang w:val="en-GB"/>
+        </w:rPr>
+        <w:t>testee</w:t>
+      </w:r>
+      <w:proofErr w:type="spellEnd"/>
+      <w:r>
+        <w:rPr>
+          <w:color w:val="000000"/>
+          <w:lang w:val="en-GB"/>
+        </w:rPr>
+        <w:t xml:space="preserve"> abbreviation*</w:t>
       </w:r>
       <w:r>
         <w:rPr>
@@ -9149,7 +9237,23 @@
           <w:color w:val="000000"/>
           <w:lang w:val="en-GB"/>
         </w:rPr>
-        <w:t xml:space="preserve"> *testee abbreviation*</w:t>
+        <w:t xml:space="preserve"> *</w:t>
+      </w:r>
+      <w:proofErr w:type="spellStart"/>
+      <w:r>
+        <w:rPr>
+          <w:color w:val="000000"/>
+          <w:lang w:val="en-GB"/>
+        </w:rPr>
+        <w:t>testee</w:t>
+      </w:r>
+      <w:proofErr w:type="spellEnd"/>
+      <w:r>
+        <w:rPr>
+          <w:color w:val="000000"/>
+          <w:lang w:val="en-GB"/>
+        </w:rPr>
+        <w:t xml:space="preserve"> abbreviation*</w:t>
       </w:r>
       <w:r>
         <w:rPr>
@@ -10147,7 +10251,23 @@
           <w:color w:val="000000"/>
           <w:lang w:val="en-GB"/>
         </w:rPr>
-        <w:t xml:space="preserve"> *testee abbreviation*</w:t>
+        <w:t xml:space="preserve"> *</w:t>
+      </w:r>
+      <w:proofErr w:type="spellStart"/>
+      <w:r>
+        <w:rPr>
+          <w:color w:val="000000"/>
+          <w:lang w:val="en-GB"/>
+        </w:rPr>
+        <w:t>testee</w:t>
+      </w:r>
+      <w:proofErr w:type="spellEnd"/>
+      <w:r>
+        <w:rPr>
+          <w:color w:val="000000"/>
+          <w:lang w:val="en-GB"/>
+        </w:rPr>
+        <w:t xml:space="preserve"> abbreviation*</w:t>
       </w:r>
       <w:r>
         <w:rPr>
@@ -11365,7 +11485,23 @@
           <w:color w:val="000000"/>
           <w:lang w:val="en-GB"/>
         </w:rPr>
-        <w:t xml:space="preserve"> *testee abbreviation*</w:t>
+        <w:t xml:space="preserve"> *</w:t>
+      </w:r>
+      <w:proofErr w:type="spellStart"/>
+      <w:r>
+        <w:rPr>
+          <w:color w:val="000000"/>
+          <w:lang w:val="en-GB"/>
+        </w:rPr>
+        <w:t>testee</w:t>
+      </w:r>
+      <w:proofErr w:type="spellEnd"/>
+      <w:r>
+        <w:rPr>
+          <w:color w:val="000000"/>
+          <w:lang w:val="en-GB"/>
+        </w:rPr>
+        <w:t xml:space="preserve"> abbreviation*</w:t>
       </w:r>
       <w:r>
         <w:rPr>
@@ -11927,7 +12063,21 @@
               <w:rPr>
                 <w:lang w:eastAsia="zh-TW"/>
               </w:rPr>
-              <w:t>*testee abbreviation*</w:t>
+              <w:t>*</w:t>
+            </w:r>
+            <w:proofErr w:type="spellStart"/>
+            <w:r>
+              <w:rPr>
+                <w:lang w:eastAsia="zh-TW"/>
+              </w:rPr>
+              <w:t>testee</w:t>
+            </w:r>
+            <w:proofErr w:type="spellEnd"/>
+            <w:r>
+              <w:rPr>
+                <w:lang w:eastAsia="zh-TW"/>
+              </w:rPr>
+              <w:t xml:space="preserve"> abbreviation*</w:t>
             </w:r>
           </w:p>
         </w:tc>
@@ -12016,7 +12166,21 @@
               <w:rPr>
                 <w:lang w:eastAsia="zh-TW"/>
               </w:rPr>
-              <w:t>*testee abbreviation*</w:t>
+              <w:t>*</w:t>
+            </w:r>
+            <w:proofErr w:type="spellStart"/>
+            <w:r>
+              <w:rPr>
+                <w:lang w:eastAsia="zh-TW"/>
+              </w:rPr>
+              <w:t>testee</w:t>
+            </w:r>
+            <w:proofErr w:type="spellEnd"/>
+            <w:r>
+              <w:rPr>
+                <w:lang w:eastAsia="zh-TW"/>
+              </w:rPr>
+              <w:t xml:space="preserve"> abbreviation*</w:t>
             </w:r>
           </w:p>
         </w:tc>
@@ -13147,7 +13311,23 @@
           <w:color w:val="000000"/>
           <w:lang w:val="en-GB"/>
         </w:rPr>
-        <w:t xml:space="preserve"> *testee abbreviation*</w:t>
+        <w:t xml:space="preserve"> *</w:t>
+      </w:r>
+      <w:proofErr w:type="spellStart"/>
+      <w:r>
+        <w:rPr>
+          <w:color w:val="000000"/>
+          <w:lang w:val="en-GB"/>
+        </w:rPr>
+        <w:t>testee</w:t>
+      </w:r>
+      <w:proofErr w:type="spellEnd"/>
+      <w:r>
+        <w:rPr>
+          <w:color w:val="000000"/>
+          <w:lang w:val="en-GB"/>
+        </w:rPr>
+        <w:t xml:space="preserve"> abbreviation*</w:t>
       </w:r>
       <w:r>
         <w:rPr>
@@ -16788,7 +16968,7 @@
           <v:shape id="_x0000_i1025" type="#_x0000_t75" style="width:77.25pt;height:49.5pt" o:ole="">
             <v:imagedata r:id="rId17" o:title=""/>
           </v:shape>
-          <o:OLEObject Type="Embed" ProgID="Excel.Sheet.12" ShapeID="_x0000_i1025" DrawAspect="Icon" ObjectID="_1843320065" r:id="rId18"/>
+          <o:OLEObject Type="Embed" ProgID="Excel.Sheet.12" ShapeID="_x0000_i1025" DrawAspect="Icon" ObjectID="_1843647919" r:id="rId18"/>
         </w:object>
       </w:r>
     </w:p>
@@ -17136,7 +17316,7 @@
           <v:shape id="_x0000_i1026" type="#_x0000_t75" style="width:77.25pt;height:49.5pt" o:ole="">
             <v:imagedata r:id="rId19" o:title=""/>
           </v:shape>
-          <o:OLEObject Type="Embed" ProgID="Word.Document.12" ShapeID="_x0000_i1026" DrawAspect="Icon" ObjectID="_1843320066" r:id="rId20">
+          <o:OLEObject Type="Embed" ProgID="Word.Document.12" ShapeID="_x0000_i1026" DrawAspect="Icon" ObjectID="_1843647920" r:id="rId20">
             <o:FieldCodes>\s</o:FieldCodes>
           </o:OLEObject>
         </w:object>
@@ -17186,7 +17366,7 @@
           <v:shape id="_x0000_i1027" type="#_x0000_t75" style="width:77.25pt;height:49.5pt" o:ole="">
             <v:imagedata r:id="rId21" o:title=""/>
           </v:shape>
-          <o:OLEObject Type="Embed" ProgID="Excel.Sheet.12" ShapeID="_x0000_i1027" DrawAspect="Icon" ObjectID="_1843320067" r:id="rId22"/>
+          <o:OLEObject Type="Embed" ProgID="Excel.Sheet.12" ShapeID="_x0000_i1027" DrawAspect="Icon" ObjectID="_1843647921" r:id="rId22"/>
         </w:object>
       </w:r>
     </w:p>
@@ -17557,7 +17737,7 @@
           <v:shape id="_x0000_i1028" type="#_x0000_t75" style="width:77.25pt;height:49.5pt" o:ole="">
             <v:imagedata r:id="rId23" o:title=""/>
           </v:shape>
-          <o:OLEObject Type="Embed" ProgID="Word.Document.12" ShapeID="_x0000_i1028" DrawAspect="Icon" ObjectID="_1843320068" r:id="rId24">
+          <o:OLEObject Type="Embed" ProgID="Word.Document.12" ShapeID="_x0000_i1028" DrawAspect="Icon" ObjectID="_1843647922" r:id="rId24">
             <o:FieldCodes>\s</o:FieldCodes>
           </o:OLEObject>
         </w:object>

--- a/new SRA report template.docx
+++ b/new SRA report template.docx
@@ -143,45 +143,8 @@
           <w:szCs w:val="44"/>
           <w:lang w:val="en-GB"/>
         </w:rPr>
-        <w:t xml:space="preserve"> *</w:t>
-      </w:r>
-      <w:proofErr w:type="gramStart"/>
-      <w:r>
-        <w:rPr>
-          <w:rFonts w:eastAsia="PMingLiU"/>
-          <w:b/>
-          <w:color w:val="000000" w:themeColor="text1"/>
-          <w:sz w:val="44"/>
-          <w:szCs w:val="44"/>
-          <w:lang w:val="en-GB"/>
-        </w:rPr>
-        <w:t>information</w:t>
-      </w:r>
-      <w:proofErr w:type="gramEnd"/>
-      <w:r>
-        <w:rPr>
-          <w:rFonts w:eastAsia="PMingLiU"/>
-          <w:b/>
-          <w:color w:val="000000" w:themeColor="text1"/>
-          <w:sz w:val="44"/>
-          <w:szCs w:val="44"/>
-          <w:lang w:val="en-GB"/>
-        </w:rPr>
-        <w:t xml:space="preserve"> system name (information system </w:t>
-      </w:r>
-      <w:proofErr w:type="gramStart"/>
-      <w:r>
-        <w:rPr>
-          <w:rFonts w:eastAsia="PMingLiU"/>
-          <w:b/>
-          <w:color w:val="000000" w:themeColor="text1"/>
-          <w:sz w:val="44"/>
-          <w:szCs w:val="44"/>
-          <w:lang w:val="en-GB"/>
-        </w:rPr>
-        <w:t>abbreviation)*</w:t>
-      </w:r>
-      <w:proofErr w:type="gramEnd"/>
+        <w:t xml:space="preserve"> *information system name (information system abbreviation)*</w:t>
+      </w:r>
     </w:p>
     <w:p>
       <w:pPr>
@@ -506,23 +469,7 @@
           <w:sz w:val="22"/>
           <w:lang w:eastAsia="zh-TW"/>
         </w:rPr>
-        <w:t xml:space="preserve">The contents of this document remain the property of the Government of the </w:t>
-      </w:r>
-      <w:proofErr w:type="gramStart"/>
-      <w:r>
-        <w:rPr>
-          <w:sz w:val="22"/>
-          <w:lang w:eastAsia="zh-TW"/>
-        </w:rPr>
-        <w:t>HKSAR, and</w:t>
-      </w:r>
-      <w:proofErr w:type="gramEnd"/>
-      <w:r>
-        <w:rPr>
-          <w:sz w:val="22"/>
-          <w:lang w:eastAsia="zh-TW"/>
-        </w:rPr>
-        <w:t xml:space="preserve"> shall not be reproduced in whole or in part without the expressed permission of the Government of the HKSAR.</w:t>
+        <w:t>The contents of this document remain the property of the Government of the HKSAR, and shall not be reproduced in whole or in part without the expressed permission of the Government of the HKSAR.</w:t>
       </w:r>
     </w:p>
     <w:p>
@@ -969,25 +916,7 @@
                 <w:b/>
                 <w:lang w:eastAsia="zh-CN"/>
               </w:rPr>
-              <w:t>*</w:t>
-            </w:r>
-            <w:proofErr w:type="gramStart"/>
-            <w:r>
-              <w:rPr>
-                <w:rFonts w:eastAsiaTheme="minorEastAsia"/>
-                <w:b/>
-                <w:lang w:eastAsia="zh-CN"/>
-              </w:rPr>
-              <w:t>copy</w:t>
-            </w:r>
-            <w:proofErr w:type="gramEnd"/>
-            <w:r>
-              <w:rPr>
-                <w:rFonts w:eastAsiaTheme="minorEastAsia"/>
-                <w:b/>
-                <w:lang w:eastAsia="zh-CN"/>
-              </w:rPr>
-              <w:t xml:space="preserve"> table contents from SA report document sign-off*</w:t>
+              <w:t>*copy table contents from SA report document sign-off*</w:t>
             </w:r>
           </w:p>
         </w:tc>
@@ -1293,15 +1222,7 @@
               </w:rPr>
             </w:pPr>
             <w:r>
-              <w:t>*</w:t>
-            </w:r>
-            <w:proofErr w:type="gramStart"/>
-            <w:r>
-              <w:t>copy</w:t>
-            </w:r>
-            <w:proofErr w:type="gramEnd"/>
-            <w:r>
-              <w:t xml:space="preserve"> row contents from SA Report Document Change Control, beginning from second row*</w:t>
+              <w:t>*copy row contents from SA Report Document Change Control, beginning from second row*</w:t>
             </w:r>
           </w:p>
         </w:tc>
@@ -1853,9 +1774,9 @@
           <w:lang w:val="en-GB"/>
         </w:rPr>
       </w:pPr>
-      <w:bookmarkStart w:id="0" w:name="_Ref57009168"/>
+      <w:bookmarkStart w:id="0" w:name="_Toc62070072"/>
       <w:bookmarkStart w:id="1" w:name="_Ref57009390"/>
-      <w:bookmarkStart w:id="2" w:name="_Toc62070072"/>
+      <w:bookmarkStart w:id="2" w:name="_Ref57009168"/>
     </w:p>
     <w:p>
       <w:pPr>
@@ -7325,21 +7246,7 @@
         <w:rPr>
           <w:color w:val="000000" w:themeColor="text1"/>
         </w:rPr>
-        <w:t>*</w:t>
-      </w:r>
-      <w:proofErr w:type="gramStart"/>
-      <w:r>
-        <w:rPr>
-          <w:color w:val="000000" w:themeColor="text1"/>
-        </w:rPr>
-        <w:t>company</w:t>
-      </w:r>
-      <w:proofErr w:type="gramEnd"/>
-      <w:r>
-        <w:rPr>
-          <w:color w:val="000000" w:themeColor="text1"/>
-        </w:rPr>
-        <w:t xml:space="preserve"> abbreviation*</w:t>
+        <w:t>*company abbreviation*</w:t>
       </w:r>
       <w:r>
         <w:rPr>
@@ -7369,15 +7276,7 @@
       </w:pPr>
       <w:r>
         <w:tab/>
-        <w:t>*</w:t>
-      </w:r>
-      <w:proofErr w:type="gramStart"/>
-      <w:r>
-        <w:t>insert</w:t>
-      </w:r>
-      <w:proofErr w:type="gramEnd"/>
-      <w:r>
-        <w:t xml:space="preserve"> all under brief of work assignment under category b, 1. Scope of the services, 1.1*</w:t>
+        <w:t>*insert all under brief of work assignment under category b, 1. Scope of the services, 1.1*</w:t>
       </w:r>
     </w:p>
     <w:p>
@@ -7456,23 +7355,7 @@
           <w:color w:val="000000" w:themeColor="text1"/>
           <w:lang w:val="en-HK"/>
         </w:rPr>
-        <w:t>*</w:t>
-      </w:r>
-      <w:proofErr w:type="gramStart"/>
-      <w:r>
-        <w:rPr>
-          <w:color w:val="000000" w:themeColor="text1"/>
-          <w:lang w:val="en-HK"/>
-        </w:rPr>
-        <w:t>copy</w:t>
-      </w:r>
-      <w:proofErr w:type="gramEnd"/>
-      <w:r>
-        <w:rPr>
-          <w:color w:val="000000" w:themeColor="text1"/>
-          <w:lang w:val="en-HK"/>
-        </w:rPr>
-        <w:t xml:space="preserve"> from work assignment under category b, all under 3. Project objectives*</w:t>
+        <w:t>*copy from work assignment under category b, all under 3. Project objectives*</w:t>
       </w:r>
     </w:p>
     <w:p>
@@ -7602,21 +7485,7 @@
         <w:rPr>
           <w:lang w:val="en-HK"/>
         </w:rPr>
-        <w:t>*</w:t>
-      </w:r>
-      <w:proofErr w:type="gramStart"/>
-      <w:r>
-        <w:rPr>
-          <w:lang w:val="en-HK"/>
-        </w:rPr>
-        <w:t>company</w:t>
-      </w:r>
-      <w:proofErr w:type="gramEnd"/>
-      <w:r>
-        <w:rPr>
-          <w:lang w:val="en-HK"/>
-        </w:rPr>
-        <w:t xml:space="preserve"> </w:t>
+        <w:t xml:space="preserve">*company </w:t>
       </w:r>
       <w:r>
         <w:rPr>
@@ -8084,21 +7953,7 @@
               <w:rPr>
                 <w:rFonts w:ascii="Times New Roman" w:hAnsi="Times New Roman" w:cs="Times New Roman"/>
               </w:rPr>
-              <w:t xml:space="preserve">To identify missing security patches, known vulnerabilities, </w:t>
-            </w:r>
-            <w:proofErr w:type="gramStart"/>
-            <w:r>
-              <w:rPr>
-                <w:rFonts w:ascii="Times New Roman" w:hAnsi="Times New Roman" w:cs="Times New Roman"/>
-              </w:rPr>
-              <w:t>mis-configuration</w:t>
-            </w:r>
-            <w:proofErr w:type="gramEnd"/>
-            <w:r>
-              <w:rPr>
-                <w:rFonts w:ascii="Times New Roman" w:hAnsi="Times New Roman" w:cs="Times New Roman"/>
-              </w:rPr>
-              <w:t>…etc</w:t>
+              <w:t>To identify missing security patches, known vulnerabilities, mis-configuration…etc</w:t>
             </w:r>
             <w:r>
               <w:rPr>
@@ -8633,40 +8488,15 @@
           <w:color w:val="000000"/>
           <w:lang w:val="en-GB"/>
         </w:rPr>
-        <w:t xml:space="preserve">Website </w:t>
-      </w:r>
-      <w:proofErr w:type="gramStart"/>
+        <w:t xml:space="preserve">Website for </w:t>
+      </w:r>
       <w:r>
         <w:rPr>
           <w:color w:val="000000"/>
           <w:lang w:val="en-GB"/>
         </w:rPr>
-        <w:t xml:space="preserve">for </w:t>
-      </w:r>
-      <w:r>
-        <w:rPr>
-          <w:color w:val="000000"/>
-          <w:lang w:val="en-GB"/>
-        </w:rPr>
-        <w:t xml:space="preserve"> *</w:t>
-      </w:r>
-      <w:proofErr w:type="gramEnd"/>
-      <w:r>
-        <w:rPr>
-          <w:color w:val="000000"/>
-          <w:lang w:val="en-GB"/>
-        </w:rPr>
-        <w:t xml:space="preserve">(INFORMATION SYSTEM </w:t>
-      </w:r>
-      <w:proofErr w:type="gramStart"/>
-      <w:r>
-        <w:rPr>
-          <w:color w:val="000000"/>
-          <w:lang w:val="en-GB"/>
-        </w:rPr>
-        <w:t>ABBREVIATION)*</w:t>
-      </w:r>
-      <w:proofErr w:type="gramEnd"/>
+        <w:t xml:space="preserve"> *(INFORMATION SYSTEM ABBREVIATION)*</w:t>
+      </w:r>
       <w:r>
         <w:rPr>
           <w:color w:val="000000"/>
@@ -12037,21 +11867,7 @@
               <w:rPr>
                 <w:lang w:eastAsia="zh-TW"/>
               </w:rPr>
-              <w:t>*</w:t>
-            </w:r>
-            <w:proofErr w:type="gramStart"/>
-            <w:r>
-              <w:rPr>
-                <w:lang w:eastAsia="zh-TW"/>
-              </w:rPr>
-              <w:t>company</w:t>
-            </w:r>
-            <w:proofErr w:type="gramEnd"/>
-            <w:r>
-              <w:rPr>
-                <w:lang w:eastAsia="zh-TW"/>
-              </w:rPr>
-              <w:t xml:space="preserve"> abbreviation*</w:t>
+              <w:t>*company abbreviation*</w:t>
             </w:r>
             <w:r>
               <w:rPr>
@@ -12140,21 +11956,7 @@
               <w:rPr>
                 <w:lang w:eastAsia="zh-TW"/>
               </w:rPr>
-              <w:t>*</w:t>
-            </w:r>
-            <w:proofErr w:type="gramStart"/>
-            <w:r>
-              <w:rPr>
-                <w:lang w:eastAsia="zh-TW"/>
-              </w:rPr>
-              <w:t>company</w:t>
-            </w:r>
-            <w:proofErr w:type="gramEnd"/>
-            <w:r>
-              <w:rPr>
-                <w:lang w:eastAsia="zh-TW"/>
-              </w:rPr>
-              <w:t xml:space="preserve"> abbreviation*</w:t>
+              <w:t>*company abbreviation*</w:t>
             </w:r>
             <w:r>
               <w:rPr>
@@ -12277,21 +12079,7 @@
               <w:rPr>
                 <w:lang w:eastAsia="zh-TW"/>
               </w:rPr>
-              <w:t>*</w:t>
-            </w:r>
-            <w:proofErr w:type="gramStart"/>
-            <w:r>
-              <w:rPr>
-                <w:lang w:eastAsia="zh-TW"/>
-              </w:rPr>
-              <w:t>company</w:t>
-            </w:r>
-            <w:proofErr w:type="gramEnd"/>
-            <w:r>
-              <w:rPr>
-                <w:lang w:eastAsia="zh-TW"/>
-              </w:rPr>
-              <w:t xml:space="preserve"> abbreviation*</w:t>
+              <w:t>*company abbreviation*</w:t>
             </w:r>
           </w:p>
         </w:tc>
@@ -12394,15 +12182,7 @@
         </w:rPr>
       </w:pPr>
       <w:r>
-        <w:t>*</w:t>
-      </w:r>
-      <w:proofErr w:type="gramStart"/>
-      <w:r>
-        <w:t>copy</w:t>
-      </w:r>
-      <w:proofErr w:type="gramEnd"/>
-      <w:r>
-        <w:t xml:space="preserve"> from WAB, </w:t>
+        <w:t xml:space="preserve">*copy from WAB, </w:t>
       </w:r>
       <w:r>
         <w:t>4.1.</w:t>
@@ -12807,21 +12587,7 @@
         <w:rPr>
           <w:lang w:val="en-GB"/>
         </w:rPr>
-        <w:t>*</w:t>
-      </w:r>
-      <w:proofErr w:type="gramStart"/>
-      <w:r>
-        <w:rPr>
-          <w:lang w:val="en-GB"/>
-        </w:rPr>
-        <w:t>company</w:t>
-      </w:r>
-      <w:proofErr w:type="gramEnd"/>
-      <w:r>
-        <w:rPr>
-          <w:lang w:val="en-GB"/>
-        </w:rPr>
-        <w:t xml:space="preserve"> abbreviation*</w:t>
+        <w:t>*company abbreviation*</w:t>
       </w:r>
       <w:r>
         <w:rPr>
@@ -12886,91 +12652,59 @@
           <w:rFonts w:eastAsia="CIDFont+F2"/>
           <w:lang w:eastAsia="zh-TW"/>
         </w:rPr>
-        <w:t>*</w:t>
-      </w:r>
-      <w:proofErr w:type="gramStart"/>
+        <w:t>*company abbreviation*</w:t>
+      </w:r>
       <w:r>
         <w:rPr>
           <w:rFonts w:eastAsia="CIDFont+F2"/>
           <w:lang w:eastAsia="zh-TW"/>
         </w:rPr>
-        <w:t>company</w:t>
-      </w:r>
-      <w:proofErr w:type="gramEnd"/>
+        <w:t xml:space="preserve"> declared that the risk assessment team me</w:t>
+      </w:r>
+      <w:r>
+        <w:rPr>
+          <w:rFonts w:eastAsia="CIDFont+F2"/>
+        </w:rPr>
+        <w:t xml:space="preserve">t </w:t>
+      </w:r>
       <w:r>
         <w:rPr>
           <w:rFonts w:eastAsia="CIDFont+F2"/>
           <w:lang w:eastAsia="zh-TW"/>
         </w:rPr>
-        <w:t xml:space="preserve"> abbreviation*</w:t>
+        <w:t>the Professional Staff Requirements of this project.</w:t>
+      </w:r>
+    </w:p>
+    <w:p>
+      <w:pPr>
+        <w:ind w:left="567"/>
+        <w:jc w:val="both"/>
+        <w:rPr>
+          <w:color w:val="000000"/>
+          <w:lang w:val="en-GB"/>
+        </w:rPr>
+      </w:pPr>
+    </w:p>
+    <w:p>
+      <w:pPr>
+        <w:rPr>
+          <w:rFonts w:eastAsia="SimSun"/>
+          <w:lang w:val="en-GB" w:eastAsia="zh-CN"/>
+        </w:rPr>
+      </w:pPr>
+      <w:r>
+        <w:rPr>
+          <w:bCs/>
+          <w:lang w:val="en-GB"/>
+        </w:rPr>
+        <w:t xml:space="preserve">         </w:t>
       </w:r>
       <w:r>
         <w:rPr>
           <w:rFonts w:eastAsia="CIDFont+F2"/>
           <w:lang w:eastAsia="zh-TW"/>
         </w:rPr>
-        <w:t xml:space="preserve"> declared that the risk assessment team me</w:t>
-      </w:r>
-      <w:r>
-        <w:rPr>
-          <w:rFonts w:eastAsia="CIDFont+F2"/>
-        </w:rPr>
-        <w:t xml:space="preserve">t </w:t>
-      </w:r>
-      <w:r>
-        <w:rPr>
-          <w:rFonts w:eastAsia="CIDFont+F2"/>
-          <w:lang w:eastAsia="zh-TW"/>
-        </w:rPr>
-        <w:t>the Professional Staff Requirements of this project.</w:t>
-      </w:r>
-    </w:p>
-    <w:p>
-      <w:pPr>
-        <w:ind w:left="567"/>
-        <w:jc w:val="both"/>
-        <w:rPr>
-          <w:color w:val="000000"/>
-          <w:lang w:val="en-GB"/>
-        </w:rPr>
-      </w:pPr>
-    </w:p>
-    <w:p>
-      <w:pPr>
-        <w:rPr>
-          <w:rFonts w:eastAsia="SimSun"/>
-          <w:lang w:val="en-GB" w:eastAsia="zh-CN"/>
-        </w:rPr>
-      </w:pPr>
-      <w:r>
-        <w:rPr>
-          <w:bCs/>
-          <w:lang w:val="en-GB"/>
-        </w:rPr>
-        <w:t xml:space="preserve">         </w:t>
-      </w:r>
-      <w:r>
-        <w:rPr>
-          <w:rFonts w:eastAsia="CIDFont+F2"/>
-          <w:lang w:eastAsia="zh-TW"/>
-        </w:rPr>
-        <w:t>*</w:t>
-      </w:r>
-      <w:proofErr w:type="gramStart"/>
-      <w:r>
-        <w:rPr>
-          <w:rFonts w:eastAsia="CIDFont+F2"/>
-          <w:lang w:eastAsia="zh-TW"/>
-        </w:rPr>
-        <w:t>company</w:t>
-      </w:r>
-      <w:proofErr w:type="gramEnd"/>
-      <w:r>
-        <w:rPr>
-          <w:rFonts w:eastAsia="CIDFont+F2"/>
-          <w:lang w:eastAsia="zh-TW"/>
-        </w:rPr>
-        <w:t xml:space="preserve"> abbreviation*</w:t>
+        <w:t>*company abbreviation*</w:t>
       </w:r>
       <w:r>
         <w:rPr>
@@ -13281,22 +13015,13 @@
           <w:color w:val="000000"/>
           <w:lang w:val="en-GB" w:eastAsia="zh-TW"/>
         </w:rPr>
-        <w:t xml:space="preserve">*(INFORMATION SYSTEM </w:t>
-      </w:r>
-      <w:proofErr w:type="gramStart"/>
+        <w:t>*(INFORMATION SYSTEM ABBREVIATION)*</w:t>
+      </w:r>
       <w:r>
         <w:rPr>
           <w:color w:val="000000"/>
           <w:lang w:val="en-GB" w:eastAsia="zh-TW"/>
         </w:rPr>
-        <w:t>ABBREVIATION)*</w:t>
-      </w:r>
-      <w:proofErr w:type="gramEnd"/>
-      <w:r>
-        <w:rPr>
-          <w:color w:val="000000"/>
-          <w:lang w:val="en-GB" w:eastAsia="zh-TW"/>
-        </w:rPr>
         <w:t xml:space="preserve"> </w:t>
       </w:r>
       <w:r>
@@ -13534,23 +13259,7 @@
           <w:color w:val="000000"/>
           <w:lang w:val="en-GB"/>
         </w:rPr>
-        <w:t>*</w:t>
-      </w:r>
-      <w:proofErr w:type="gramStart"/>
-      <w:r>
-        <w:rPr>
-          <w:color w:val="000000"/>
-          <w:lang w:val="en-GB"/>
-        </w:rPr>
-        <w:t>copy</w:t>
-      </w:r>
-      <w:proofErr w:type="gramEnd"/>
-      <w:r>
-        <w:rPr>
-          <w:color w:val="000000"/>
-          <w:lang w:val="en-GB"/>
-        </w:rPr>
-        <w:t xml:space="preserve"> from this document table from 1.1 risks assessed*</w:t>
+        <w:t>*copy from this document table from 1.1 risks assessed*</w:t>
       </w:r>
       <w:r>
         <w:rPr>
@@ -16100,21 +15809,7 @@
         <w:rPr>
           <w:lang w:val="en-GB" w:eastAsia="zh-HK"/>
         </w:rPr>
-        <w:t>*</w:t>
-      </w:r>
-      <w:proofErr w:type="gramStart"/>
-      <w:r>
-        <w:rPr>
-          <w:lang w:val="en-GB" w:eastAsia="zh-HK"/>
-        </w:rPr>
-        <w:t>copy</w:t>
-      </w:r>
-      <w:proofErr w:type="gramEnd"/>
-      <w:r>
-        <w:rPr>
-          <w:lang w:val="en-GB" w:eastAsia="zh-HK"/>
-        </w:rPr>
-        <w:t xml:space="preserve"> from follow up plan, all V numbered rows*</w:t>
+        <w:t>*copy from follow up plan, all V numbered rows*</w:t>
       </w:r>
     </w:p>
     <w:tbl>
@@ -16420,21 +16115,7 @@
         <w:rPr>
           <w:lang w:val="en-GB" w:eastAsia="zh-HK"/>
         </w:rPr>
-        <w:t>*</w:t>
-      </w:r>
-      <w:proofErr w:type="gramStart"/>
-      <w:r>
-        <w:rPr>
-          <w:lang w:val="en-GB" w:eastAsia="zh-HK"/>
-        </w:rPr>
-        <w:t>copy</w:t>
-      </w:r>
-      <w:proofErr w:type="gramEnd"/>
-      <w:r>
-        <w:rPr>
-          <w:lang w:val="en-GB" w:eastAsia="zh-HK"/>
-        </w:rPr>
-        <w:t xml:space="preserve"> from follow up plan, all A numbered rows*</w:t>
+        <w:t>*copy from follow up plan, all A numbered rows*</w:t>
       </w:r>
     </w:p>
     <w:tbl>
@@ -16843,17 +16524,8 @@
           <w:color w:val="000000"/>
           <w:lang w:val="en-GB"/>
         </w:rPr>
-        <w:t xml:space="preserve"> *(INFORMATION SYSTEM </w:t>
-      </w:r>
-      <w:proofErr w:type="gramStart"/>
-      <w:r>
-        <w:rPr>
-          <w:color w:val="000000"/>
-          <w:lang w:val="en-GB"/>
-        </w:rPr>
-        <w:t>ABBREVIATION)*</w:t>
-      </w:r>
-      <w:proofErr w:type="gramEnd"/>
+        <w:t xml:space="preserve"> *(INFORMATION SYSTEM ABBREVIATION)*</w:t>
+      </w:r>
       <w:r>
         <w:rPr>
           <w:color w:val="000000"/>
@@ -16941,36 +16613,6 @@
           <w:lang w:val="en-GB"/>
         </w:rPr>
       </w:pPr>
-      <w:r>
-        <w:rPr>
-          <w:lang w:val="en-GB"/>
-        </w:rPr>
-        <w:object w:dxaOrig="1539" w:dyaOrig="997" w14:anchorId="30C4C1AB">
-          <v:shapetype id="_x0000_t75" coordsize="21600,21600" o:spt="75" o:preferrelative="t" path="m@4@5l@4@11@9@11@9@5xe" filled="f" stroked="f">
-            <v:stroke joinstyle="miter"/>
-            <v:formulas>
-              <v:f eqn="if lineDrawn pixelLineWidth 0"/>
-              <v:f eqn="sum @0 1 0"/>
-              <v:f eqn="sum 0 0 @1"/>
-              <v:f eqn="prod @2 1 2"/>
-              <v:f eqn="prod @3 21600 pixelWidth"/>
-              <v:f eqn="prod @3 21600 pixelHeight"/>
-              <v:f eqn="sum @0 0 1"/>
-              <v:f eqn="prod @6 1 2"/>
-              <v:f eqn="prod @7 21600 pixelWidth"/>
-              <v:f eqn="sum @8 21600 0"/>
-              <v:f eqn="prod @7 21600 pixelHeight"/>
-              <v:f eqn="sum @10 21600 0"/>
-            </v:formulas>
-            <v:path o:extrusionok="f" gradientshapeok="t" o:connecttype="rect"/>
-            <o:lock v:ext="edit" aspectratio="t"/>
-          </v:shapetype>
-          <v:shape id="_x0000_i1025" type="#_x0000_t75" style="width:77.25pt;height:49.5pt" o:ole="">
-            <v:imagedata r:id="rId17" o:title=""/>
-          </v:shape>
-          <o:OLEObject Type="Embed" ProgID="Excel.Sheet.12" ShapeID="_x0000_i1025" DrawAspect="Icon" ObjectID="_1843647919" r:id="rId18"/>
-        </w:object>
-      </w:r>
     </w:p>
     <w:p>
       <w:pPr>
@@ -17300,27 +16942,12 @@
       </w:r>
       <w:bookmarkEnd w:id="49"/>
     </w:p>
-    <w:bookmarkStart w:id="50" w:name="_MON_1841305738"/>
-    <w:bookmarkEnd w:id="50"/>
-    <w:p>
-      <w:pPr>
-        <w:rPr>
-          <w:lang w:val="en-GB"/>
-        </w:rPr>
-      </w:pPr>
-      <w:r>
-        <w:rPr>
-          <w:lang w:val="en-GB"/>
-        </w:rPr>
-        <w:object w:dxaOrig="1539" w:dyaOrig="997" w14:anchorId="424D26B3">
-          <v:shape id="_x0000_i1026" type="#_x0000_t75" style="width:77.25pt;height:49.5pt" o:ole="">
-            <v:imagedata r:id="rId19" o:title=""/>
-          </v:shape>
-          <o:OLEObject Type="Embed" ProgID="Word.Document.12" ShapeID="_x0000_i1026" DrawAspect="Icon" ObjectID="_1843647920" r:id="rId20">
-            <o:FieldCodes>\s</o:FieldCodes>
-          </o:OLEObject>
-        </w:object>
-      </w:r>
+    <w:p>
+      <w:pPr>
+        <w:rPr>
+          <w:lang w:val="en-GB"/>
+        </w:rPr>
+      </w:pPr>
     </w:p>
     <w:p>
       <w:pPr>
@@ -17330,10 +16957,10 @@
           <w:numId w:val="0"/>
         </w:numPr>
       </w:pPr>
-      <w:bookmarkStart w:id="51" w:name="_Toc183448611"/>
-      <w:bookmarkStart w:id="52" w:name="_Toc183531765"/>
-      <w:bookmarkStart w:id="53" w:name="_Toc183591370"/>
-      <w:bookmarkStart w:id="54" w:name="_Toc230693788"/>
+      <w:bookmarkStart w:id="50" w:name="_Toc183448611"/>
+      <w:bookmarkStart w:id="51" w:name="_Toc183531765"/>
+      <w:bookmarkStart w:id="52" w:name="_Toc183591370"/>
+      <w:bookmarkStart w:id="53" w:name="_Toc230693788"/>
       <w:r>
         <w:rPr>
           <w:color w:val="000000" w:themeColor="text1"/>
@@ -17347,28 +16974,17 @@
         </w:rPr>
         <w:t>Asset Identification and Valuation Results</w:t>
       </w:r>
+      <w:bookmarkEnd w:id="50"/>
       <w:bookmarkEnd w:id="51"/>
       <w:bookmarkEnd w:id="52"/>
       <w:bookmarkEnd w:id="53"/>
-      <w:bookmarkEnd w:id="54"/>
-    </w:p>
-    <w:p>
-      <w:pPr>
-        <w:rPr>
-          <w:lang w:val="en-GB"/>
-        </w:rPr>
-      </w:pPr>
-      <w:r>
-        <w:rPr>
-          <w:lang w:val="en-GB"/>
-        </w:rPr>
-        <w:object w:dxaOrig="1539" w:dyaOrig="997" w14:anchorId="023410B2">
-          <v:shape id="_x0000_i1027" type="#_x0000_t75" style="width:77.25pt;height:49.5pt" o:ole="">
-            <v:imagedata r:id="rId21" o:title=""/>
-          </v:shape>
-          <o:OLEObject Type="Embed" ProgID="Excel.Sheet.12" ShapeID="_x0000_i1027" DrawAspect="Icon" ObjectID="_1843647921" r:id="rId22"/>
-        </w:object>
-      </w:r>
+    </w:p>
+    <w:p>
+      <w:pPr>
+        <w:rPr>
+          <w:lang w:val="en-GB"/>
+        </w:rPr>
+      </w:pPr>
     </w:p>
     <w:p>
       <w:pPr>
@@ -17681,7 +17297,7 @@
           <w:numId w:val="0"/>
         </w:numPr>
       </w:pPr>
-      <w:bookmarkStart w:id="55" w:name="_Toc230693789"/>
+      <w:bookmarkStart w:id="54" w:name="_Toc230693789"/>
       <w:r>
         <w:lastRenderedPageBreak/>
         <w:t>A</w:t>
@@ -17719,29 +17335,14 @@
       <w:r>
         <w:t>esults</w:t>
       </w:r>
-      <w:bookmarkEnd w:id="55"/>
-    </w:p>
-    <w:bookmarkStart w:id="56" w:name="_MON_1841306075"/>
-    <w:bookmarkEnd w:id="56"/>
-    <w:p>
-      <w:pPr>
-        <w:rPr>
-          <w:lang w:val="en-GB"/>
-        </w:rPr>
-      </w:pPr>
-      <w:r>
-        <w:rPr>
-          <w:lang w:val="en-GB"/>
-        </w:rPr>
-        <w:object w:dxaOrig="1539" w:dyaOrig="997" w14:anchorId="02C17E70">
-          <v:shape id="_x0000_i1028" type="#_x0000_t75" style="width:77.25pt;height:49.5pt" o:ole="">
-            <v:imagedata r:id="rId23" o:title=""/>
-          </v:shape>
-          <o:OLEObject Type="Embed" ProgID="Word.Document.12" ShapeID="_x0000_i1028" DrawAspect="Icon" ObjectID="_1843647922" r:id="rId24">
-            <o:FieldCodes>\s</o:FieldCodes>
-          </o:OLEObject>
-        </w:object>
-      </w:r>
+      <w:bookmarkEnd w:id="54"/>
+    </w:p>
+    <w:p>
+      <w:pPr>
+        <w:rPr>
+          <w:lang w:val="en-GB"/>
+        </w:rPr>
+      </w:pPr>
     </w:p>
     <w:p>
       <w:pPr>

--- a/new SRA report template.docx
+++ b/new SRA report template.docx
@@ -143,8 +143,45 @@
           <w:szCs w:val="44"/>
           <w:lang w:val="en-GB"/>
         </w:rPr>
-        <w:t xml:space="preserve"> *information system name (information system abbreviation)*</w:t>
-      </w:r>
+        <w:t xml:space="preserve"> *</w:t>
+      </w:r>
+      <w:proofErr w:type="gramStart"/>
+      <w:r>
+        <w:rPr>
+          <w:rFonts w:eastAsia="PMingLiU"/>
+          <w:b/>
+          <w:color w:val="000000" w:themeColor="text1"/>
+          <w:sz w:val="44"/>
+          <w:szCs w:val="44"/>
+          <w:lang w:val="en-GB"/>
+        </w:rPr>
+        <w:t>information</w:t>
+      </w:r>
+      <w:proofErr w:type="gramEnd"/>
+      <w:r>
+        <w:rPr>
+          <w:rFonts w:eastAsia="PMingLiU"/>
+          <w:b/>
+          <w:color w:val="000000" w:themeColor="text1"/>
+          <w:sz w:val="44"/>
+          <w:szCs w:val="44"/>
+          <w:lang w:val="en-GB"/>
+        </w:rPr>
+        <w:t xml:space="preserve"> system name (information system </w:t>
+      </w:r>
+      <w:proofErr w:type="gramStart"/>
+      <w:r>
+        <w:rPr>
+          <w:rFonts w:eastAsia="PMingLiU"/>
+          <w:b/>
+          <w:color w:val="000000" w:themeColor="text1"/>
+          <w:sz w:val="44"/>
+          <w:szCs w:val="44"/>
+          <w:lang w:val="en-GB"/>
+        </w:rPr>
+        <w:t>abbreviation)*</w:t>
+      </w:r>
+      <w:proofErr w:type="gramEnd"/>
     </w:p>
     <w:p>
       <w:pPr>
@@ -187,7 +224,42 @@
           <w:szCs w:val="44"/>
           <w:lang w:val="en-GB"/>
         </w:rPr>
-        <w:t>of the Education Bureau</w:t>
+        <w:t xml:space="preserve">of the </w:t>
+      </w:r>
+      <w:r>
+        <w:rPr>
+          <w:rFonts w:eastAsia="PMingLiU"/>
+          <w:b/>
+          <w:color w:val="000000" w:themeColor="text1"/>
+          <w:sz w:val="44"/>
+          <w:szCs w:val="44"/>
+          <w:lang w:val="en-GB"/>
+        </w:rPr>
+        <w:t>*</w:t>
+      </w:r>
+      <w:proofErr w:type="spellStart"/>
+      <w:r>
+        <w:rPr>
+          <w:rFonts w:eastAsia="PMingLiU"/>
+          <w:b/>
+          <w:color w:val="000000" w:themeColor="text1"/>
+          <w:sz w:val="44"/>
+          <w:szCs w:val="44"/>
+          <w:lang w:val="en-GB"/>
+        </w:rPr>
+        <w:t>testee</w:t>
+      </w:r>
+      <w:proofErr w:type="spellEnd"/>
+      <w:r>
+        <w:rPr>
+          <w:rFonts w:eastAsia="PMingLiU"/>
+          <w:b/>
+          <w:color w:val="000000" w:themeColor="text1"/>
+          <w:sz w:val="44"/>
+          <w:szCs w:val="44"/>
+          <w:lang w:val="en-GB"/>
+        </w:rPr>
+        <w:t xml:space="preserve"> abbreviation*</w:t>
       </w:r>
     </w:p>
     <w:p>
@@ -469,7 +541,23 @@
           <w:sz w:val="22"/>
           <w:lang w:eastAsia="zh-TW"/>
         </w:rPr>
-        <w:t>The contents of this document remain the property of the Government of the HKSAR, and shall not be reproduced in whole or in part without the expressed permission of the Government of the HKSAR.</w:t>
+        <w:t xml:space="preserve">The contents of this document remain the property of the Government of the </w:t>
+      </w:r>
+      <w:proofErr w:type="gramStart"/>
+      <w:r>
+        <w:rPr>
+          <w:sz w:val="22"/>
+          <w:lang w:eastAsia="zh-TW"/>
+        </w:rPr>
+        <w:t>HKSAR, and</w:t>
+      </w:r>
+      <w:proofErr w:type="gramEnd"/>
+      <w:r>
+        <w:rPr>
+          <w:sz w:val="22"/>
+          <w:lang w:eastAsia="zh-TW"/>
+        </w:rPr>
+        <w:t xml:space="preserve"> shall not be reproduced in whole or in part without the expressed permission of the Government of the HKSAR.</w:t>
       </w:r>
     </w:p>
     <w:p>
@@ -916,7 +1004,25 @@
                 <w:b/>
                 <w:lang w:eastAsia="zh-CN"/>
               </w:rPr>
-              <w:t>*copy table contents from SA report document sign-off*</w:t>
+              <w:t>*</w:t>
+            </w:r>
+            <w:proofErr w:type="gramStart"/>
+            <w:r>
+              <w:rPr>
+                <w:rFonts w:eastAsiaTheme="minorEastAsia"/>
+                <w:b/>
+                <w:lang w:eastAsia="zh-CN"/>
+              </w:rPr>
+              <w:t>copy</w:t>
+            </w:r>
+            <w:proofErr w:type="gramEnd"/>
+            <w:r>
+              <w:rPr>
+                <w:rFonts w:eastAsiaTheme="minorEastAsia"/>
+                <w:b/>
+                <w:lang w:eastAsia="zh-CN"/>
+              </w:rPr>
+              <w:t xml:space="preserve"> table contents from SA report document sign-off*</w:t>
             </w:r>
           </w:p>
         </w:tc>
@@ -1222,7 +1328,15 @@
               </w:rPr>
             </w:pPr>
             <w:r>
-              <w:t>*copy row contents from SA Report Document Change Control, beginning from second row*</w:t>
+              <w:t>*</w:t>
+            </w:r>
+            <w:proofErr w:type="gramStart"/>
+            <w:r>
+              <w:t>copy</w:t>
+            </w:r>
+            <w:proofErr w:type="gramEnd"/>
+            <w:r>
+              <w:t xml:space="preserve"> row contents from SA Report Document Change Control, beginning from second row*</w:t>
             </w:r>
           </w:p>
         </w:tc>
@@ -7246,7 +7360,21 @@
         <w:rPr>
           <w:color w:val="000000" w:themeColor="text1"/>
         </w:rPr>
-        <w:t>*company abbreviation*</w:t>
+        <w:t>*</w:t>
+      </w:r>
+      <w:proofErr w:type="gramStart"/>
+      <w:r>
+        <w:rPr>
+          <w:color w:val="000000" w:themeColor="text1"/>
+        </w:rPr>
+        <w:t>company</w:t>
+      </w:r>
+      <w:proofErr w:type="gramEnd"/>
+      <w:r>
+        <w:rPr>
+          <w:color w:val="000000" w:themeColor="text1"/>
+        </w:rPr>
+        <w:t xml:space="preserve"> abbreviation*</w:t>
       </w:r>
       <w:r>
         <w:rPr>
@@ -7276,7 +7404,15 @@
       </w:pPr>
       <w:r>
         <w:tab/>
-        <w:t>*insert all under brief of work assignment under category b, 1. Scope of the services, 1.1*</w:t>
+        <w:t>*</w:t>
+      </w:r>
+      <w:proofErr w:type="gramStart"/>
+      <w:r>
+        <w:t>insert</w:t>
+      </w:r>
+      <w:proofErr w:type="gramEnd"/>
+      <w:r>
+        <w:t xml:space="preserve"> all under brief of work assignment under category b, 1. Scope of the services, 1.1*</w:t>
       </w:r>
     </w:p>
     <w:p>
@@ -7355,7 +7491,23 @@
           <w:color w:val="000000" w:themeColor="text1"/>
           <w:lang w:val="en-HK"/>
         </w:rPr>
-        <w:t>*copy from work assignment under category b, all under 3. Project objectives*</w:t>
+        <w:t>*</w:t>
+      </w:r>
+      <w:proofErr w:type="gramStart"/>
+      <w:r>
+        <w:rPr>
+          <w:color w:val="000000" w:themeColor="text1"/>
+          <w:lang w:val="en-HK"/>
+        </w:rPr>
+        <w:t>copy</w:t>
+      </w:r>
+      <w:proofErr w:type="gramEnd"/>
+      <w:r>
+        <w:rPr>
+          <w:color w:val="000000" w:themeColor="text1"/>
+          <w:lang w:val="en-HK"/>
+        </w:rPr>
+        <w:t xml:space="preserve"> from work assignment under category b, all under 3. Project objectives*</w:t>
       </w:r>
     </w:p>
     <w:p>
@@ -7485,7 +7637,21 @@
         <w:rPr>
           <w:lang w:val="en-HK"/>
         </w:rPr>
-        <w:t xml:space="preserve">*company </w:t>
+        <w:t>*</w:t>
+      </w:r>
+      <w:proofErr w:type="gramStart"/>
+      <w:r>
+        <w:rPr>
+          <w:lang w:val="en-HK"/>
+        </w:rPr>
+        <w:t>company</w:t>
+      </w:r>
+      <w:proofErr w:type="gramEnd"/>
+      <w:r>
+        <w:rPr>
+          <w:lang w:val="en-HK"/>
+        </w:rPr>
+        <w:t xml:space="preserve"> </w:t>
       </w:r>
       <w:r>
         <w:rPr>
@@ -7953,7 +8119,21 @@
               <w:rPr>
                 <w:rFonts w:ascii="Times New Roman" w:hAnsi="Times New Roman" w:cs="Times New Roman"/>
               </w:rPr>
-              <w:t>To identify missing security patches, known vulnerabilities, mis-configuration…etc</w:t>
+              <w:t xml:space="preserve">To identify missing security patches, known vulnerabilities, </w:t>
+            </w:r>
+            <w:proofErr w:type="gramStart"/>
+            <w:r>
+              <w:rPr>
+                <w:rFonts w:ascii="Times New Roman" w:hAnsi="Times New Roman" w:cs="Times New Roman"/>
+              </w:rPr>
+              <w:t>mis-configuration</w:t>
+            </w:r>
+            <w:proofErr w:type="gramEnd"/>
+            <w:r>
+              <w:rPr>
+                <w:rFonts w:ascii="Times New Roman" w:hAnsi="Times New Roman" w:cs="Times New Roman"/>
+              </w:rPr>
+              <w:t>…etc</w:t>
             </w:r>
             <w:r>
               <w:rPr>
@@ -8488,15 +8668,40 @@
           <w:color w:val="000000"/>
           <w:lang w:val="en-GB"/>
         </w:rPr>
-        <w:t xml:space="preserve">Website for </w:t>
-      </w:r>
+        <w:t xml:space="preserve">Website </w:t>
+      </w:r>
+      <w:proofErr w:type="gramStart"/>
       <w:r>
         <w:rPr>
           <w:color w:val="000000"/>
           <w:lang w:val="en-GB"/>
         </w:rPr>
-        <w:t xml:space="preserve"> *(INFORMATION SYSTEM ABBREVIATION)*</w:t>
-      </w:r>
+        <w:t xml:space="preserve">for </w:t>
+      </w:r>
+      <w:r>
+        <w:rPr>
+          <w:color w:val="000000"/>
+          <w:lang w:val="en-GB"/>
+        </w:rPr>
+        <w:t xml:space="preserve"> *</w:t>
+      </w:r>
+      <w:proofErr w:type="gramEnd"/>
+      <w:r>
+        <w:rPr>
+          <w:color w:val="000000"/>
+          <w:lang w:val="en-GB"/>
+        </w:rPr>
+        <w:t xml:space="preserve">(INFORMATION SYSTEM </w:t>
+      </w:r>
+      <w:proofErr w:type="gramStart"/>
+      <w:r>
+        <w:rPr>
+          <w:color w:val="000000"/>
+          <w:lang w:val="en-GB"/>
+        </w:rPr>
+        <w:t>ABBREVIATION)*</w:t>
+      </w:r>
+      <w:proofErr w:type="gramEnd"/>
       <w:r>
         <w:rPr>
           <w:color w:val="000000"/>
@@ -11612,6 +11817,7 @@
           <w:color w:val="000000" w:themeColor="text1"/>
           <w:lang w:val="en-GB"/>
         </w:rPr>
+        <w:lastRenderedPageBreak/>
         <w:t>IT security aspects of business continuity management; and</w:t>
       </w:r>
     </w:p>
@@ -11632,7 +11838,6 @@
           <w:color w:val="000000" w:themeColor="text1"/>
           <w:lang w:val="en-GB"/>
         </w:rPr>
-        <w:lastRenderedPageBreak/>
         <w:t>Compliance</w:t>
       </w:r>
       <w:bookmarkStart w:id="26" w:name="OLE_LINK3"/>
@@ -11676,7 +11881,21 @@
           <w:color w:val="000000"/>
           <w:lang w:val="en-GB"/>
         </w:rPr>
-        <w:t xml:space="preserve">A summary of major activities during the security risk assessment on EDB is shown below: </w:t>
+        <w:t xml:space="preserve">A summary of major activities during the security risk assessment on </w:t>
+      </w:r>
+      <w:r>
+        <w:rPr>
+          <w:color w:val="000000"/>
+          <w:lang w:val="en-GB"/>
+        </w:rPr>
+        <w:t>*TESTEE ABBREVIATION*</w:t>
+      </w:r>
+      <w:r>
+        <w:rPr>
+          <w:color w:val="000000"/>
+          <w:lang w:val="en-GB"/>
+        </w:rPr>
+        <w:t xml:space="preserve"> is shown below: </w:t>
       </w:r>
     </w:p>
     <w:p>
@@ -11867,7 +12086,21 @@
               <w:rPr>
                 <w:lang w:eastAsia="zh-TW"/>
               </w:rPr>
-              <w:t>*company abbreviation*</w:t>
+              <w:t>*</w:t>
+            </w:r>
+            <w:proofErr w:type="gramStart"/>
+            <w:r>
+              <w:rPr>
+                <w:lang w:eastAsia="zh-TW"/>
+              </w:rPr>
+              <w:t>company</w:t>
+            </w:r>
+            <w:proofErr w:type="gramEnd"/>
+            <w:r>
+              <w:rPr>
+                <w:lang w:eastAsia="zh-TW"/>
+              </w:rPr>
+              <w:t xml:space="preserve"> abbreviation*</w:t>
             </w:r>
             <w:r>
               <w:rPr>
@@ -11956,7 +12189,21 @@
               <w:rPr>
                 <w:lang w:eastAsia="zh-TW"/>
               </w:rPr>
-              <w:t>*company abbreviation*</w:t>
+              <w:t>*</w:t>
+            </w:r>
+            <w:proofErr w:type="gramStart"/>
+            <w:r>
+              <w:rPr>
+                <w:lang w:eastAsia="zh-TW"/>
+              </w:rPr>
+              <w:t>company</w:t>
+            </w:r>
+            <w:proofErr w:type="gramEnd"/>
+            <w:r>
+              <w:rPr>
+                <w:lang w:eastAsia="zh-TW"/>
+              </w:rPr>
+              <w:t xml:space="preserve"> abbreviation*</w:t>
             </w:r>
             <w:r>
               <w:rPr>
@@ -12079,7 +12326,21 @@
               <w:rPr>
                 <w:lang w:eastAsia="zh-TW"/>
               </w:rPr>
-              <w:t>*company abbreviation*</w:t>
+              <w:t>*</w:t>
+            </w:r>
+            <w:proofErr w:type="gramStart"/>
+            <w:r>
+              <w:rPr>
+                <w:lang w:eastAsia="zh-TW"/>
+              </w:rPr>
+              <w:t>company</w:t>
+            </w:r>
+            <w:proofErr w:type="gramEnd"/>
+            <w:r>
+              <w:rPr>
+                <w:lang w:eastAsia="zh-TW"/>
+              </w:rPr>
+              <w:t xml:space="preserve"> abbreviation*</w:t>
             </w:r>
           </w:p>
         </w:tc>
@@ -12182,7 +12443,15 @@
         </w:rPr>
       </w:pPr>
       <w:r>
-        <w:t xml:space="preserve">*copy from WAB, </w:t>
+        <w:t>*</w:t>
+      </w:r>
+      <w:proofErr w:type="gramStart"/>
+      <w:r>
+        <w:t>copy</w:t>
+      </w:r>
+      <w:proofErr w:type="gramEnd"/>
+      <w:r>
+        <w:t xml:space="preserve"> from WAB, </w:t>
       </w:r>
       <w:r>
         <w:t>4.1.</w:t>
@@ -12587,7 +12856,21 @@
         <w:rPr>
           <w:lang w:val="en-GB"/>
         </w:rPr>
-        <w:t>*company abbreviation*</w:t>
+        <w:t>*</w:t>
+      </w:r>
+      <w:proofErr w:type="gramStart"/>
+      <w:r>
+        <w:rPr>
+          <w:lang w:val="en-GB"/>
+        </w:rPr>
+        <w:t>company</w:t>
+      </w:r>
+      <w:proofErr w:type="gramEnd"/>
+      <w:r>
+        <w:rPr>
+          <w:lang w:val="en-GB"/>
+        </w:rPr>
+        <w:t xml:space="preserve"> abbreviation*</w:t>
       </w:r>
       <w:r>
         <w:rPr>
@@ -12652,26 +12935,42 @@
           <w:rFonts w:eastAsia="CIDFont+F2"/>
           <w:lang w:eastAsia="zh-TW"/>
         </w:rPr>
-        <w:t>*company abbreviation*</w:t>
-      </w:r>
+        <w:t>*</w:t>
+      </w:r>
+      <w:proofErr w:type="gramStart"/>
       <w:r>
         <w:rPr>
           <w:rFonts w:eastAsia="CIDFont+F2"/>
           <w:lang w:eastAsia="zh-TW"/>
         </w:rPr>
-        <w:t xml:space="preserve"> declared that the risk assessment team me</w:t>
-      </w:r>
-      <w:r>
-        <w:rPr>
-          <w:rFonts w:eastAsia="CIDFont+F2"/>
-        </w:rPr>
-        <w:t xml:space="preserve">t </w:t>
-      </w:r>
+        <w:t>company</w:t>
+      </w:r>
+      <w:proofErr w:type="gramEnd"/>
       <w:r>
         <w:rPr>
           <w:rFonts w:eastAsia="CIDFont+F2"/>
           <w:lang w:eastAsia="zh-TW"/>
         </w:rPr>
+        <w:t xml:space="preserve"> abbreviation*</w:t>
+      </w:r>
+      <w:r>
+        <w:rPr>
+          <w:rFonts w:eastAsia="CIDFont+F2"/>
+          <w:lang w:eastAsia="zh-TW"/>
+        </w:rPr>
+        <w:t xml:space="preserve"> declared that the risk assessment team me</w:t>
+      </w:r>
+      <w:r>
+        <w:rPr>
+          <w:rFonts w:eastAsia="CIDFont+F2"/>
+        </w:rPr>
+        <w:t xml:space="preserve">t </w:t>
+      </w:r>
+      <w:r>
+        <w:rPr>
+          <w:rFonts w:eastAsia="CIDFont+F2"/>
+          <w:lang w:eastAsia="zh-TW"/>
+        </w:rPr>
         <w:t>the Professional Staff Requirements of this project.</w:t>
       </w:r>
     </w:p>
@@ -12704,7 +13003,23 @@
           <w:rFonts w:eastAsia="CIDFont+F2"/>
           <w:lang w:eastAsia="zh-TW"/>
         </w:rPr>
-        <w:t>*company abbreviation*</w:t>
+        <w:t>*</w:t>
+      </w:r>
+      <w:proofErr w:type="gramStart"/>
+      <w:r>
+        <w:rPr>
+          <w:rFonts w:eastAsia="CIDFont+F2"/>
+          <w:lang w:eastAsia="zh-TW"/>
+        </w:rPr>
+        <w:t>company</w:t>
+      </w:r>
+      <w:proofErr w:type="gramEnd"/>
+      <w:r>
+        <w:rPr>
+          <w:rFonts w:eastAsia="CIDFont+F2"/>
+          <w:lang w:eastAsia="zh-TW"/>
+        </w:rPr>
+        <w:t xml:space="preserve"> abbreviation*</w:t>
       </w:r>
       <w:r>
         <w:rPr>
@@ -13015,13 +13330,22 @@
           <w:color w:val="000000"/>
           <w:lang w:val="en-GB" w:eastAsia="zh-TW"/>
         </w:rPr>
-        <w:t>*(INFORMATION SYSTEM ABBREVIATION)*</w:t>
-      </w:r>
+        <w:t xml:space="preserve">*(INFORMATION SYSTEM </w:t>
+      </w:r>
+      <w:proofErr w:type="gramStart"/>
       <w:r>
         <w:rPr>
           <w:color w:val="000000"/>
           <w:lang w:val="en-GB" w:eastAsia="zh-TW"/>
         </w:rPr>
+        <w:t>ABBREVIATION)*</w:t>
+      </w:r>
+      <w:proofErr w:type="gramEnd"/>
+      <w:r>
+        <w:rPr>
+          <w:color w:val="000000"/>
+          <w:lang w:val="en-GB" w:eastAsia="zh-TW"/>
+        </w:rPr>
         <w:t xml:space="preserve"> </w:t>
       </w:r>
       <w:r>
@@ -13259,7 +13583,23 @@
           <w:color w:val="000000"/>
           <w:lang w:val="en-GB"/>
         </w:rPr>
-        <w:t>*copy from this document table from 1.1 risks assessed*</w:t>
+        <w:t>*</w:t>
+      </w:r>
+      <w:proofErr w:type="gramStart"/>
+      <w:r>
+        <w:rPr>
+          <w:color w:val="000000"/>
+          <w:lang w:val="en-GB"/>
+        </w:rPr>
+        <w:t>copy</w:t>
+      </w:r>
+      <w:proofErr w:type="gramEnd"/>
+      <w:r>
+        <w:rPr>
+          <w:color w:val="000000"/>
+          <w:lang w:val="en-GB"/>
+        </w:rPr>
+        <w:t xml:space="preserve"> from this document table from 1.1 risks assessed*</w:t>
       </w:r>
       <w:r>
         <w:rPr>
@@ -15809,7 +16149,21 @@
         <w:rPr>
           <w:lang w:val="en-GB" w:eastAsia="zh-HK"/>
         </w:rPr>
-        <w:t>*copy from follow up plan, all V numbered rows*</w:t>
+        <w:t>*</w:t>
+      </w:r>
+      <w:proofErr w:type="gramStart"/>
+      <w:r>
+        <w:rPr>
+          <w:lang w:val="en-GB" w:eastAsia="zh-HK"/>
+        </w:rPr>
+        <w:t>copy</w:t>
+      </w:r>
+      <w:proofErr w:type="gramEnd"/>
+      <w:r>
+        <w:rPr>
+          <w:lang w:val="en-GB" w:eastAsia="zh-HK"/>
+        </w:rPr>
+        <w:t xml:space="preserve"> from follow up plan, all V numbered rows*</w:t>
       </w:r>
     </w:p>
     <w:tbl>
@@ -16115,7 +16469,21 @@
         <w:rPr>
           <w:lang w:val="en-GB" w:eastAsia="zh-HK"/>
         </w:rPr>
-        <w:t>*copy from follow up plan, all A numbered rows*</w:t>
+        <w:t>*</w:t>
+      </w:r>
+      <w:proofErr w:type="gramStart"/>
+      <w:r>
+        <w:rPr>
+          <w:lang w:val="en-GB" w:eastAsia="zh-HK"/>
+        </w:rPr>
+        <w:t>copy</w:t>
+      </w:r>
+      <w:proofErr w:type="gramEnd"/>
+      <w:r>
+        <w:rPr>
+          <w:lang w:val="en-GB" w:eastAsia="zh-HK"/>
+        </w:rPr>
+        <w:t xml:space="preserve"> from follow up plan, all A numbered rows*</w:t>
       </w:r>
     </w:p>
     <w:tbl>
@@ -16451,6 +16819,332 @@
     </w:p>
     <w:p>
       <w:pPr>
+        <w:rPr>
+          <w:lang w:val="en-GB" w:eastAsia="zh-HK"/>
+        </w:rPr>
+      </w:pPr>
+      <w:r>
+        <w:rPr>
+          <w:lang w:val="en-GB" w:eastAsia="zh-HK"/>
+        </w:rPr>
+        <w:t>*</w:t>
+      </w:r>
+      <w:proofErr w:type="gramStart"/>
+      <w:r>
+        <w:rPr>
+          <w:lang w:val="en-GB" w:eastAsia="zh-HK"/>
+        </w:rPr>
+        <w:t>copy</w:t>
+      </w:r>
+      <w:proofErr w:type="gramEnd"/>
+      <w:r>
+        <w:rPr>
+          <w:lang w:val="en-GB" w:eastAsia="zh-HK"/>
+        </w:rPr>
+        <w:t xml:space="preserve"> from </w:t>
+      </w:r>
+      <w:r>
+        <w:rPr>
+          <w:lang w:val="en-GB" w:eastAsia="zh-HK"/>
+        </w:rPr>
+        <w:t xml:space="preserve">code review </w:t>
+      </w:r>
+      <w:r>
+        <w:rPr>
+          <w:lang w:val="en-GB" w:eastAsia="zh-HK"/>
+        </w:rPr>
+        <w:t xml:space="preserve">follow up plan, all </w:t>
+      </w:r>
+      <w:r>
+        <w:rPr>
+          <w:lang w:val="en-GB" w:eastAsia="zh-HK"/>
+        </w:rPr>
+        <w:t>C</w:t>
+      </w:r>
+      <w:r>
+        <w:rPr>
+          <w:lang w:val="en-GB" w:eastAsia="zh-HK"/>
+        </w:rPr>
+        <w:t xml:space="preserve"> numbered rows*</w:t>
+      </w:r>
+    </w:p>
+    <w:p>
+      <w:pPr>
+        <w:rPr>
+          <w:lang w:val="en-GB" w:eastAsia="zh-HK"/>
+        </w:rPr>
+      </w:pPr>
+    </w:p>
+    <w:tbl>
+      <w:tblPr>
+        <w:tblpPr w:leftFromText="180" w:rightFromText="180" w:vertAnchor="text" w:tblpX="108" w:tblpY="1"/>
+        <w:tblOverlap w:val="never"/>
+        <w:tblW w:w="13855" w:type="dxa"/>
+        <w:tblLayout w:type="fixed"/>
+        <w:tblLook w:val="04A0" w:firstRow="1" w:lastRow="0" w:firstColumn="1" w:lastColumn="0" w:noHBand="0" w:noVBand="1"/>
+      </w:tblPr>
+      <w:tblGrid>
+        <w:gridCol w:w="1075"/>
+        <w:gridCol w:w="3420"/>
+        <w:gridCol w:w="1710"/>
+        <w:gridCol w:w="1890"/>
+        <w:gridCol w:w="2250"/>
+        <w:gridCol w:w="3510"/>
+      </w:tblGrid>
+      <w:tr>
+        <w:trPr>
+          <w:trHeight w:val="690"/>
+          <w:tblHeader/>
+        </w:trPr>
+        <w:tc>
+          <w:tcPr>
+            <w:tcW w:w="1075" w:type="dxa"/>
+            <w:tcBorders>
+              <w:top w:val="single" w:sz="4" w:space="0" w:color="auto"/>
+              <w:left w:val="single" w:sz="4" w:space="0" w:color="auto"/>
+              <w:bottom w:val="single" w:sz="4" w:space="0" w:color="auto"/>
+              <w:right w:val="single" w:sz="4" w:space="0" w:color="auto"/>
+            </w:tcBorders>
+            <w:shd w:val="clear" w:color="auto" w:fill="D9D9D9" w:themeFill="background1" w:themeFillShade="D9"/>
+          </w:tcPr>
+          <w:p>
+            <w:pPr>
+              <w:rPr>
+                <w:rFonts w:eastAsia="Times New Roman"/>
+                <w:b/>
+                <w:bCs/>
+                <w:color w:val="000000"/>
+                <w:sz w:val="20"/>
+                <w:szCs w:val="20"/>
+                <w:lang w:val="en-HK" w:eastAsia="zh-CN"/>
+              </w:rPr>
+            </w:pPr>
+            <w:r>
+              <w:rPr>
+                <w:rFonts w:eastAsia="Times New Roman"/>
+                <w:b/>
+                <w:bCs/>
+                <w:sz w:val="20"/>
+                <w:szCs w:val="20"/>
+                <w:lang w:val="en-HK" w:eastAsia="zh-CN"/>
+              </w:rPr>
+              <w:t>Affected IT Systems</w:t>
+            </w:r>
+          </w:p>
+        </w:tc>
+        <w:tc>
+          <w:tcPr>
+            <w:tcW w:w="3420" w:type="dxa"/>
+            <w:tcBorders>
+              <w:top w:val="single" w:sz="4" w:space="0" w:color="auto"/>
+              <w:left w:val="nil"/>
+              <w:bottom w:val="single" w:sz="4" w:space="0" w:color="auto"/>
+              <w:right w:val="single" w:sz="4" w:space="0" w:color="auto"/>
+            </w:tcBorders>
+            <w:shd w:val="clear" w:color="auto" w:fill="D9D9D9" w:themeFill="background1" w:themeFillShade="D9"/>
+          </w:tcPr>
+          <w:p>
+            <w:pPr>
+              <w:rPr>
+                <w:rFonts w:eastAsia="Times New Roman"/>
+                <w:b/>
+                <w:bCs/>
+                <w:color w:val="000000"/>
+                <w:sz w:val="20"/>
+                <w:szCs w:val="20"/>
+                <w:lang w:val="en-HK" w:eastAsia="zh-CN"/>
+              </w:rPr>
+            </w:pPr>
+            <w:r>
+              <w:rPr>
+                <w:rFonts w:eastAsia="Times New Roman"/>
+                <w:b/>
+                <w:bCs/>
+                <w:color w:val="000000"/>
+                <w:sz w:val="20"/>
+                <w:szCs w:val="20"/>
+                <w:lang w:val="en-HK" w:eastAsia="zh-CN"/>
+              </w:rPr>
+              <w:t>Asset ID/IP address</w:t>
+            </w:r>
+          </w:p>
+        </w:tc>
+        <w:tc>
+          <w:tcPr>
+            <w:tcW w:w="1710" w:type="dxa"/>
+            <w:tcBorders>
+              <w:top w:val="single" w:sz="4" w:space="0" w:color="auto"/>
+              <w:left w:val="nil"/>
+              <w:bottom w:val="single" w:sz="4" w:space="0" w:color="auto"/>
+              <w:right w:val="single" w:sz="4" w:space="0" w:color="auto"/>
+            </w:tcBorders>
+            <w:shd w:val="clear" w:color="auto" w:fill="D9D9D9" w:themeFill="background1" w:themeFillShade="D9"/>
+          </w:tcPr>
+          <w:p>
+            <w:pPr>
+              <w:jc w:val="center"/>
+              <w:rPr>
+                <w:rFonts w:eastAsia="Times New Roman"/>
+                <w:b/>
+                <w:bCs/>
+                <w:sz w:val="20"/>
+                <w:szCs w:val="20"/>
+                <w:lang w:val="en-HK" w:eastAsia="zh-CN"/>
+              </w:rPr>
+            </w:pPr>
+            <w:r>
+              <w:rPr>
+                <w:rFonts w:eastAsia="Times New Roman"/>
+                <w:b/>
+                <w:bCs/>
+                <w:sz w:val="20"/>
+                <w:szCs w:val="20"/>
+                <w:lang w:val="en-HK" w:eastAsia="zh-CN"/>
+              </w:rPr>
+              <w:t>Vulnerability</w:t>
+            </w:r>
+          </w:p>
+        </w:tc>
+        <w:tc>
+          <w:tcPr>
+            <w:tcW w:w="1890" w:type="dxa"/>
+            <w:tcBorders>
+              <w:top w:val="single" w:sz="4" w:space="0" w:color="auto"/>
+              <w:left w:val="single" w:sz="4" w:space="0" w:color="auto"/>
+              <w:bottom w:val="single" w:sz="4" w:space="0" w:color="auto"/>
+              <w:right w:val="single" w:sz="4" w:space="0" w:color="auto"/>
+            </w:tcBorders>
+            <w:shd w:val="clear" w:color="auto" w:fill="D9D9D9" w:themeFill="background1" w:themeFillShade="D9"/>
+          </w:tcPr>
+          <w:p>
+            <w:pPr>
+              <w:jc w:val="center"/>
+              <w:rPr>
+                <w:rFonts w:eastAsia="Times New Roman"/>
+                <w:b/>
+                <w:bCs/>
+                <w:sz w:val="20"/>
+                <w:szCs w:val="20"/>
+                <w:lang w:val="en-HK" w:eastAsia="zh-CN"/>
+              </w:rPr>
+            </w:pPr>
+            <w:r>
+              <w:rPr>
+                <w:rFonts w:eastAsia="Times New Roman"/>
+                <w:b/>
+                <w:bCs/>
+                <w:sz w:val="20"/>
+                <w:szCs w:val="20"/>
+                <w:lang w:val="en-HK" w:eastAsia="zh-CN"/>
+              </w:rPr>
+              <w:t>Threat</w:t>
+            </w:r>
+          </w:p>
+        </w:tc>
+        <w:tc>
+          <w:tcPr>
+            <w:tcW w:w="2250" w:type="dxa"/>
+            <w:tcBorders>
+              <w:top w:val="single" w:sz="4" w:space="0" w:color="auto"/>
+              <w:left w:val="single" w:sz="4" w:space="0" w:color="auto"/>
+              <w:bottom w:val="single" w:sz="4" w:space="0" w:color="auto"/>
+              <w:right w:val="single" w:sz="4" w:space="0" w:color="auto"/>
+            </w:tcBorders>
+            <w:shd w:val="clear" w:color="auto" w:fill="D9D9D9" w:themeFill="background1" w:themeFillShade="D9"/>
+            <w:hideMark/>
+          </w:tcPr>
+          <w:p>
+            <w:pPr>
+              <w:jc w:val="center"/>
+              <w:rPr>
+                <w:rFonts w:eastAsia="Times New Roman"/>
+                <w:b/>
+                <w:bCs/>
+                <w:sz w:val="20"/>
+                <w:szCs w:val="20"/>
+                <w:lang w:val="en-HK" w:eastAsia="zh-CN"/>
+              </w:rPr>
+            </w:pPr>
+            <w:r>
+              <w:rPr>
+                <w:rFonts w:eastAsia="Times New Roman"/>
+                <w:b/>
+                <w:bCs/>
+                <w:sz w:val="20"/>
+                <w:szCs w:val="20"/>
+                <w:lang w:val="en-HK" w:eastAsia="zh-CN"/>
+              </w:rPr>
+              <w:t>Risk Rating</w:t>
+            </w:r>
+          </w:p>
+          <w:p>
+            <w:pPr>
+              <w:jc w:val="center"/>
+              <w:rPr>
+                <w:rFonts w:eastAsia="Times New Roman"/>
+                <w:b/>
+                <w:bCs/>
+                <w:sz w:val="20"/>
+                <w:szCs w:val="20"/>
+                <w:lang w:val="en-HK" w:eastAsia="zh-CN"/>
+              </w:rPr>
+            </w:pPr>
+            <w:r>
+              <w:rPr>
+                <w:rFonts w:eastAsia="Times New Roman"/>
+                <w:b/>
+                <w:bCs/>
+                <w:sz w:val="20"/>
+                <w:szCs w:val="20"/>
+                <w:lang w:val="en-HK" w:eastAsia="zh-CN"/>
+              </w:rPr>
+              <w:t>[Impact, Likelihood]</w:t>
+            </w:r>
+          </w:p>
+        </w:tc>
+        <w:tc>
+          <w:tcPr>
+            <w:tcW w:w="3510" w:type="dxa"/>
+            <w:tcBorders>
+              <w:top w:val="single" w:sz="4" w:space="0" w:color="auto"/>
+              <w:left w:val="single" w:sz="4" w:space="0" w:color="auto"/>
+              <w:bottom w:val="single" w:sz="4" w:space="0" w:color="auto"/>
+              <w:right w:val="single" w:sz="4" w:space="0" w:color="auto"/>
+            </w:tcBorders>
+            <w:shd w:val="clear" w:color="auto" w:fill="D9D9D9" w:themeFill="background1" w:themeFillShade="D9"/>
+          </w:tcPr>
+          <w:p>
+            <w:pPr>
+              <w:jc w:val="center"/>
+              <w:rPr>
+                <w:rFonts w:eastAsia="Times New Roman"/>
+                <w:b/>
+                <w:bCs/>
+                <w:sz w:val="20"/>
+                <w:szCs w:val="20"/>
+                <w:lang w:val="en-HK" w:eastAsia="zh-CN"/>
+              </w:rPr>
+            </w:pPr>
+            <w:r>
+              <w:rPr>
+                <w:rFonts w:eastAsia="Times New Roman"/>
+                <w:b/>
+                <w:bCs/>
+                <w:sz w:val="20"/>
+                <w:szCs w:val="20"/>
+                <w:lang w:val="en-HK" w:eastAsia="zh-CN"/>
+              </w:rPr>
+              <w:t>Recommended safeguards</w:t>
+            </w:r>
+          </w:p>
+        </w:tc>
+      </w:tr>
+    </w:tbl>
+    <w:p>
+      <w:pPr>
+        <w:rPr>
+          <w:lang w:val="en-GB" w:eastAsia="zh-HK"/>
+        </w:rPr>
         <w:sectPr>
           <w:pgSz w:w="16834" w:h="11909" w:orient="landscape" w:code="9"/>
           <w:pgMar w:top="1800" w:right="1440" w:bottom="1354" w:left="1440" w:header="720" w:footer="720" w:gutter="0"/>
@@ -16458,9 +17152,6 @@
           <w:docGrid w:linePitch="360"/>
         </w:sectPr>
       </w:pPr>
-      <w:r>
-        <w:t>Please refer to Annex D – Source Code Review Report</w:t>
-      </w:r>
     </w:p>
     <w:p>
       <w:pPr>
@@ -16524,8 +17215,17 @@
           <w:color w:val="000000"/>
           <w:lang w:val="en-GB"/>
         </w:rPr>
-        <w:t xml:space="preserve"> *(INFORMATION SYSTEM ABBREVIATION)*</w:t>
-      </w:r>
+        <w:t xml:space="preserve"> *(INFORMATION SYSTEM </w:t>
+      </w:r>
+      <w:proofErr w:type="gramStart"/>
+      <w:r>
+        <w:rPr>
+          <w:color w:val="000000"/>
+          <w:lang w:val="en-GB"/>
+        </w:rPr>
+        <w:t>ABBREVIATION)*</w:t>
+      </w:r>
+      <w:proofErr w:type="gramEnd"/>
       <w:r>
         <w:rPr>
           <w:color w:val="000000"/>
@@ -17712,8 +18412,17 @@
         <w:b/>
         <w:lang w:eastAsia="zh-TW"/>
       </w:rPr>
-      <w:t>Selected Systems</w:t>
+      <w:t xml:space="preserve">*information system name (information system </w:t>
     </w:r>
+    <w:proofErr w:type="gramStart"/>
+    <w:r>
+      <w:rPr>
+        <w:b/>
+        <w:lang w:eastAsia="zh-TW"/>
+      </w:rPr>
+      <w:t>abbreviation)*</w:t>
+    </w:r>
+    <w:proofErr w:type="gramEnd"/>
     <w:r>
       <w:rPr>
         <w:b/>
@@ -17733,7 +18442,23 @@
         <w:b/>
         <w:lang w:eastAsia="zh-TW"/>
       </w:rPr>
-      <w:t>Education Bureau</w:t>
+      <w:t>*</w:t>
+    </w:r>
+    <w:proofErr w:type="spellStart"/>
+    <w:r>
+      <w:rPr>
+        <w:b/>
+        <w:lang w:eastAsia="zh-TW"/>
+      </w:rPr>
+      <w:t>testee</w:t>
+    </w:r>
+    <w:proofErr w:type="spellEnd"/>
+    <w:r>
+      <w:rPr>
+        <w:b/>
+        <w:lang w:eastAsia="zh-TW"/>
+      </w:rPr>
+      <w:t xml:space="preserve"> abbreviation*</w:t>
     </w:r>
   </w:p>
 </w:hdr>
@@ -17795,8 +18520,16 @@
       <w:rPr>
         <w:b/>
       </w:rPr>
-      <w:t>Selected Systems</w:t>
+      <w:t xml:space="preserve">*information system name (information system </w:t>
     </w:r>
+    <w:proofErr w:type="gramStart"/>
+    <w:r>
+      <w:rPr>
+        <w:b/>
+      </w:rPr>
+      <w:t>abbreviation)*</w:t>
+    </w:r>
+    <w:proofErr w:type="gramEnd"/>
     <w:r>
       <w:rPr>
         <w:b/>
@@ -17819,7 +18552,21 @@
       <w:rPr>
         <w:b/>
       </w:rPr>
-      <w:t>Education Bureau</w:t>
+      <w:t>*</w:t>
+    </w:r>
+    <w:proofErr w:type="spellStart"/>
+    <w:r>
+      <w:rPr>
+        <w:b/>
+      </w:rPr>
+      <w:t>testee</w:t>
+    </w:r>
+    <w:proofErr w:type="spellEnd"/>
+    <w:r>
+      <w:rPr>
+        <w:b/>
+      </w:rPr>
+      <w:t xml:space="preserve"> abbreviation*</w:t>
     </w:r>
   </w:p>
 </w:hdr>

--- a/new SRA report template.docx
+++ b/new SRA report template.docx
@@ -563,23 +563,7 @@
           <w:sz w:val="22"/>
           <w:lang w:eastAsia="zh-TW"/>
         </w:rPr>
-        <w:t xml:space="preserve">The contents of this document remain the property of the Government of the </w:t>
-      </w:r>
-      <w:proofErr w:type="gramStart"/>
-      <w:r>
-        <w:rPr>
-          <w:sz w:val="22"/>
-          <w:lang w:eastAsia="zh-TW"/>
-        </w:rPr>
-        <w:t>HKSAR, and</w:t>
-      </w:r>
-      <w:proofErr w:type="gramEnd"/>
-      <w:r>
-        <w:rPr>
-          <w:sz w:val="22"/>
-          <w:lang w:eastAsia="zh-TW"/>
-        </w:rPr>
-        <w:t xml:space="preserve"> shall not be reproduced in whole or in part without the expressed permission of the Government of the HKSAR.</w:t>
+        <w:t>The contents of this document remain the property of the Government of the HKSAR, and shall not be reproduced in whole or in part without the expressed permission of the Government of the HKSAR.</w:t>
       </w:r>
     </w:p>
     <w:p>
@@ -1910,9 +1894,9 @@
           <w:lang w:val="en-GB"/>
         </w:rPr>
       </w:pPr>
-      <w:bookmarkStart w:id="0" w:name="_Toc62070072"/>
+      <w:bookmarkStart w:id="0" w:name="_Ref57009168"/>
       <w:bookmarkStart w:id="1" w:name="_Ref57009390"/>
-      <w:bookmarkStart w:id="2" w:name="_Ref57009168"/>
+      <w:bookmarkStart w:id="2" w:name="_Toc62070072"/>
     </w:p>
     <w:p>
       <w:pPr>
@@ -16863,31 +16847,7 @@
         <w:rPr>
           <w:lang w:val="en-GB" w:eastAsia="zh-HK"/>
         </w:rPr>
-        <w:t xml:space="preserve"> from </w:t>
-      </w:r>
-      <w:r>
-        <w:rPr>
-          <w:lang w:val="en-GB" w:eastAsia="zh-HK"/>
-        </w:rPr>
-        <w:t xml:space="preserve">code review </w:t>
-      </w:r>
-      <w:r>
-        <w:rPr>
-          <w:lang w:val="en-GB" w:eastAsia="zh-HK"/>
-        </w:rPr>
-        <w:t xml:space="preserve">follow up plan, all </w:t>
-      </w:r>
-      <w:r>
-        <w:rPr>
-          <w:lang w:val="en-GB" w:eastAsia="zh-HK"/>
-        </w:rPr>
-        <w:t>C</w:t>
-      </w:r>
-      <w:r>
-        <w:rPr>
-          <w:lang w:val="en-GB" w:eastAsia="zh-HK"/>
-        </w:rPr>
-        <w:t xml:space="preserve"> numbered rows*</w:t>
+        <w:t xml:space="preserve"> from code review follow up plan, all C numbered rows*</w:t>
       </w:r>
     </w:p>
     <w:p>
@@ -18549,6 +18509,9 @@
       <w:tabs>
         <w:tab w:val="right" w:pos="13892"/>
       </w:tabs>
+      <w:rPr>
+        <w:b/>
+      </w:rPr>
     </w:pPr>
     <w:r>
       <w:rPr>
@@ -18606,7 +18569,19 @@
       <w:rPr>
         <w:b/>
       </w:rPr>
-      <w:t xml:space="preserve"> abbreviation*</w:t>
+      <w:t xml:space="preserve"> </w:t>
+    </w:r>
+    <w:r>
+      <w:rPr>
+        <w:b/>
+      </w:rPr>
+      <w:t>name</w:t>
+    </w:r>
+    <w:r>
+      <w:rPr>
+        <w:b/>
+      </w:rPr>
+      <w:t>*</w:t>
     </w:r>
   </w:p>
 </w:hdr>
